--- a/cv/Vivek_Chawda_CV_18June.docx
+++ b/cv/Vivek_Chawda_CV_18June.docx
@@ -114,7 +114,11 @@
           </w:rPr>
         </w:r>
       </w:hyperlink>
-      <w:r/>
+      <w:r>
+        <w:rPr>
+          <w:highlight w:val="none"/>
+        </w:rPr>
+      </w:r>
       <w:r>
         <w:rPr>
           <w:highlight w:val="none"/>
@@ -414,10 +418,14 @@
       </w:r>
       <w:r>
         <w:rPr>
+          <w:rFonts w:ascii="Calibri" w:hAnsi="Calibri"/>
           <w:b w:val="0"/>
           <w:bCs w:val="0"/>
+          <w:i w:val="0"/>
+          <w:color w:val="2c5f8a"/>
           <w:sz w:val="28"/>
           <w:szCs w:val="28"/>
+          <w:highlight w:val="none"/>
         </w:rPr>
       </w:r>
       <w:r>
@@ -459,15 +467,6 @@
           <w:sz w:val="21"/>
         </w:rPr>
         <w:t xml:space="preserve">Consulting Lead Product Designer</w:t>
-      </w:r>
-      <w:r>
-        <w:rPr>
-          <w:rFonts w:ascii="Calibri" w:hAnsi="Calibri"/>
-          <w:b/>
-          <w:i w:val="0"/>
-          <w:color w:val="1e1e1e"/>
-          <w:sz w:val="21"/>
-        </w:rPr>
       </w:r>
       <w:r>
         <w:rPr>
@@ -636,7 +635,7 @@
           <w:color w:val="1e1e1e"/>
           <w:sz w:val="19"/>
         </w:rPr>
-        <w:t xml:space="preserve">Researched and mapped product opportunity gaps for a consumer electronics client, producing a strategic UX brief informing roadmap prioritisation.</w:t>
+        <w:t xml:space="preserve">Researched and mapped product opportunity gaps for a consumer electronics client, producing a strategic UX brief informing roadmap prioritization.</w:t>
       </w:r>
       <w:r/>
     </w:p>
@@ -675,24 +674,18 @@
           <w:color w:val="1e1e1e"/>
           <w:sz w:val="19"/>
         </w:rPr>
-      </w:r>
-      <w:r>
-        <w:rPr>
-          <w:rFonts w:ascii="Calibri" w:hAnsi="Calibri"/>
-          <w:b w:val="0"/>
-          <w:i w:val="0"/>
-          <w:color w:val="1e1e1e"/>
-          <w:sz w:val="19"/>
-        </w:rPr>
         <w:t xml:space="preserve">Architected and deployed an end-to-end AI product from concept to deployment, demonstrating hands-on LLM integration, complex product thinking, and tight alignment with engineering workflows.</w:t>
       </w:r>
       <w:r>
         <w:rPr>
           <w:rFonts w:ascii="Calibri" w:hAnsi="Calibri"/>
           <w:b w:val="0"/>
+          <w:bCs w:val="0"/>
           <w:i w:val="0"/>
           <w:color w:val="1e1e1e"/>
           <w:sz w:val="19"/>
+          <w:szCs w:val="19"/>
+          <w:highlight w:val="none"/>
         </w:rPr>
       </w:r>
       <w:r>
@@ -725,15 +718,6 @@
           <w:sz w:val="19"/>
         </w:rPr>
         <w:t xml:space="preserve">▸  </w:t>
-      </w:r>
-      <w:r>
-        <w:rPr>
-          <w:rFonts w:ascii="Calibri" w:hAnsi="Calibri"/>
-          <w:b w:val="0"/>
-          <w:i w:val="0"/>
-          <w:color w:val="1e1e1e"/>
-          <w:sz w:val="19"/>
-        </w:rPr>
       </w:r>
       <w:r>
         <w:rPr>
@@ -902,7 +886,7 @@
           <w:color w:val="1e1e1e"/>
           <w:sz w:val="19"/>
         </w:rPr>
-        <w:t xml:space="preserve">Delivered optimised web dashboard and mobile application achieving design-to-code parity via a token-driven component library.</w:t>
+        <w:t xml:space="preserve">Delivered optimized web dashboard and mobile application achieving design-to-code parity via a token-driven component library.</w:t>
       </w:r>
       <w:r/>
     </w:p>
@@ -942,6 +926,18 @@
           <w:sz w:val="19"/>
         </w:rPr>
         <w:t xml:space="preserve">Partnered with product and engineering leadership to align design priorities with business objectives and quarterly release timelines.</w:t>
+      </w:r>
+      <w:r>
+        <w:rPr>
+          <w:rFonts w:ascii="Calibri" w:hAnsi="Calibri"/>
+          <w:b w:val="0"/>
+          <w:bCs w:val="0"/>
+          <w:i w:val="0"/>
+          <w:color w:val="1e1e1e"/>
+          <w:sz w:val="19"/>
+          <w:szCs w:val="19"/>
+          <w:highlight w:val="none"/>
+        </w:rPr>
       </w:r>
       <w:r>
         <w:rPr>
@@ -1333,7 +1329,7 @@
           <w:color w:val="1e1e1e"/>
           <w:sz w:val="19"/>
         </w:rPr>
-        <w:t xml:space="preserve">Shipped complex data visualisation dashboards, predictive analysis interfaces, and decision-support tooling handling edge-case data density and multi-locale requirements.</w:t>
+        <w:t xml:space="preserve">Shipped complex data visualization dashboards, predictive analysis interfaces, and decision-support tooling handling edge-case data density and multi-locale requirements.</w:t>
       </w:r>
       <w:r/>
     </w:p>
@@ -1653,6 +1649,18 @@
           <w:sz w:val="19"/>
         </w:rPr>
         <w:t xml:space="preserve">Established design documentation practices that significantly reduced design-engineering misinterpretation across time zones.</w:t>
+      </w:r>
+      <w:r>
+        <w:rPr>
+          <w:rFonts w:ascii="Calibri" w:hAnsi="Calibri"/>
+          <w:b w:val="0"/>
+          <w:bCs w:val="0"/>
+          <w:i w:val="0"/>
+          <w:color w:val="1e1e1e"/>
+          <w:sz w:val="19"/>
+          <w:szCs w:val="19"/>
+          <w:highlight w:val="none"/>
+        </w:rPr>
       </w:r>
       <w:r>
         <w:rPr>
@@ -2063,7 +2071,7 @@
           <w:color w:val="1e1e1e"/>
           <w:sz w:val="19"/>
         </w:rPr>
-        <w:t xml:space="preserve">Information Architecture  ·  UX Research &amp; Usability Testing  ·  Data Visualisation  ·  Low-Literacy &amp; Accessibility Design  ·  Complex Systems Design  ·  End-to-End Product Ownership</w:t>
+        <w:t xml:space="preserve">Information Architecture  ·  UX Research &amp; Usability Testing  ·  Data Visualization  ·  Low-Literacy &amp; Accessibility Design  ·  Complex Systems Design  ·  End-to-End Product Ownership</w:t>
       </w:r>
       <w:r/>
     </w:p>
@@ -2133,6 +2141,18 @@
           <w:sz w:val="19"/>
         </w:rPr>
         <w:t xml:space="preserve">Figma  ·  Framer  ·  Axure  ·  Adobe Creative Suite  ·  Miro  ·  HTML  ·  CSS  ·  JavaScript  ·  Python  ·  LLM / AI Integration  ·  Open-Source Development</w:t>
+      </w:r>
+      <w:r>
+        <w:rPr>
+          <w:rFonts w:ascii="Calibri" w:hAnsi="Calibri"/>
+          <w:b w:val="0"/>
+          <w:bCs w:val="0"/>
+          <w:i w:val="0"/>
+          <w:color w:val="1e1e1e"/>
+          <w:sz w:val="19"/>
+          <w:szCs w:val="19"/>
+          <w:highlight w:val="none"/>
+        </w:rPr>
       </w:r>
       <w:r>
         <w:rPr>
@@ -2322,7 +2342,18 @@
         </w:rPr>
         <w:t xml:space="preserve">National Institute of Design  ·  2007 – 2009</w:t>
       </w:r>
-      <w:r/>
+      <w:r>
+        <w:rPr>
+          <w:rFonts w:ascii="Calibri" w:hAnsi="Calibri"/>
+          <w:b w:val="0"/>
+          <w:bCs/>
+          <w:i/>
+          <w:color w:val="787878"/>
+          <w:sz w:val="19"/>
+          <w:szCs w:val="19"/>
+          <w:highlight w:val="none"/>
+        </w:rPr>
+      </w:r>
     </w:p>
     <w:p>
       <w:pPr>
@@ -2364,6 +2395,7 @@
           <w:highlight w:val="none"/>
         </w:rPr>
       </w:r>
+      <w:r/>
     </w:p>
     <w:p>
       <w:pPr>
@@ -2522,10 +2554,14 @@
       </w:r>
       <w:r>
         <w:rPr>
+          <w:rFonts w:ascii="Calibri" w:hAnsi="Calibri"/>
           <w:b w:val="0"/>
           <w:bCs w:val="0"/>
+          <w:i w:val="0"/>
+          <w:color w:val="2c5f8a"/>
           <w:sz w:val="28"/>
           <w:szCs w:val="28"/>
+          <w:highlight w:val="none"/>
         </w:rPr>
       </w:r>
       <w:r>
